--- a/Pitch-Run-Sheet.docx
+++ b/Pitch-Run-Sheet.docx
@@ -1545,7 +1545,69 @@
                 <w:sz w:val="24"/>
                 <w:szCs w:val="24"/>
               </w:rPr>
-              <w:t xml:space="preserve">Ends on: training would have cost that hotel money to teach Diego something he had already learned. The fix was one sentence about what he is allowed to offer. That is not a skill gap. It is an authority gap, and it was never Diego's to fix.</w:t>
+              <w:t xml:space="preserve">Sixteen short lines, about two hundred words across the whole video. It moves faster than you think: the practice conversation starts at ten seconds, not eighteen.</w:t>
+            </w:r>
+          </w:p>
+        </w:tc>
+      </w:tr>
+    </w:tbl>
+    <w:tbl>
+      <w:tblPr>
+        <w:tblW w:type="dxa" w:w="9638"/>
+        <w:tblBorders>
+          <w:top w:val="none" w:color="FFFFFF" w:sz="0"/>
+          <w:left w:val="none" w:color="FFFFFF" w:sz="0"/>
+          <w:bottom w:val="none" w:color="FFFFFF" w:sz="0"/>
+          <w:right w:val="none" w:color="FFFFFF" w:sz="0"/>
+          <w:insideH w:val="single" w:color="auto" w:sz="4"/>
+          <w:insideV w:val="single" w:color="auto" w:sz="4"/>
+        </w:tblBorders>
+      </w:tblPr>
+      <w:tblGrid>
+        <w:gridCol w:w="9638"/>
+      </w:tblGrid>
+      <w:tr>
+        <w:tc>
+          <w:tcPr>
+            <w:tcW w:type="dxa" w:w="9638"/>
+            <w:tcBorders>
+              <w:top w:val="none" w:color="FFFFFF" w:sz="0"/>
+              <w:left w:val="none" w:color="FFFFFF" w:sz="0"/>
+              <w:bottom w:val="none" w:color="FFFFFF" w:sz="0"/>
+              <w:right w:val="none" w:color="FFFFFF" w:sz="0"/>
+            </w:tcBorders>
+            <w:shd w:fill="EEF2F1" w:val="clear"/>
+            <w:tcMar>
+              <w:top w:type="dxa" w:w="90"/>
+              <w:left w:type="dxa" w:w="140"/>
+              <w:bottom w:type="dxa" w:w="90"/>
+              <w:right w:type="dxa" w:w="140"/>
+            </w:tcMar>
+          </w:tcPr>
+          <w:p>
+            <w:pPr>
+              <w:keepNext/>
+            </w:pPr>
+            <w:r>
+              <w:rPr>
+                <w:rFonts w:ascii="Calibri" w:cs="Calibri" w:eastAsia="Calibri" w:hAnsi="Calibri"/>
+                <w:b/>
+                <w:bCs/>
+                <w:caps/>
+                <w:color w:val="1A2233"/>
+                <w:sz w:val="22"/>
+                <w:szCs w:val="22"/>
+              </w:rPr>
+              <w:t xml:space="preserve">The close, to the room</w:t>
+            </w:r>
+            <w:r>
+              <w:rPr>
+                <w:rFonts w:ascii="Calibri" w:cs="Calibri" w:eastAsia="Calibri" w:hAnsi="Calibri"/>
+                <w:color w:val="5A6472"/>
+                <w:sz w:val="20"/>
+                <w:szCs w:val="20"/>
+              </w:rPr>
+              <w:t xml:space="preserve">        4:03 to 4:13</w:t>
             </w:r>
           </w:p>
         </w:tc>
@@ -1584,6 +1646,32 @@
           </w:tcPr>
           <w:p>
             <w:pPr>
+              <w:spacing w:after="80"/>
+            </w:pPr>
+            <w:r>
+              <w:rPr>
+                <w:rFonts w:ascii="Calibri" w:cs="Calibri" w:eastAsia="Calibri" w:hAnsi="Calibri"/>
+                <w:b/>
+                <w:bCs/>
+                <w:caps/>
+                <w:color w:val="5B4B8A"/>
+                <w:sz w:val="18"/>
+                <w:szCs w:val="18"/>
+              </w:rPr>
+              <w:t xml:space="preserve">YOU  </w:t>
+            </w:r>
+            <w:r>
+              <w:rPr>
+                <w:rFonts w:ascii="Calibri" w:cs="Calibri" w:eastAsia="Calibri" w:hAnsi="Calibri"/>
+                <w:color w:val="1A2233"/>
+                <w:sz w:val="19"/>
+                <w:szCs w:val="19"/>
+              </w:rPr>
+              <w:t xml:space="preserve">Video has stopped on the glass box. Turn away from it. Hands at your sides. This is not narration any more.</w:t>
+            </w:r>
+          </w:p>
+          <w:p>
+            <w:pPr>
               <w:spacing w:after="0"/>
             </w:pPr>
             <w:r>
@@ -1605,7 +1693,7 @@
                 <w:sz w:val="19"/>
                 <w:szCs w:val="19"/>
               </w:rPr>
-              <w:t xml:space="preserve">to Thapelo, as you switch back to the deck.</w:t>
+              <w:t xml:space="preserve">to Thapelo on his name.</w:t>
             </w:r>
           </w:p>
         </w:tc>
@@ -1621,7 +1709,25 @@
           </w:tcPr>
           <w:p>
             <w:pPr>
-              <w:spacing w:after="0"/>
+              <w:spacing w:after="140"/>
+            </w:pPr>
+            <w:r>
+              <w:rPr>
+                <w:rFonts w:ascii="Calibri" w:cs="Calibri" w:eastAsia="Calibri" w:hAnsi="Calibri"/>
+                <w:b w:val="false"/>
+                <w:bCs w:val="false"/>
+                <w:i/>
+                <w:iCs/>
+                <w:color w:val="5B4B8A"/>
+                <w:sz w:val="21"/>
+                <w:szCs w:val="21"/>
+              </w:rPr>
+              <w:t xml:space="preserve">[ let the last frame sit for two seconds before you speak ]</w:t>
+            </w:r>
+          </w:p>
+          <w:p>
+            <w:pPr>
+              <w:spacing w:after="140"/>
             </w:pPr>
             <w:r>
               <w:rPr>
@@ -1634,12 +1740,47 @@
                 <w:sz w:val="24"/>
                 <w:szCs w:val="24"/>
               </w:rPr>
-              <w:t xml:space="preserve">You just watched software tell a hotel not to spend money, and then refuse to send that anywhere until a human agreed with it. Thapelo will show you what is underneath it.</w:t>
+              <w:t xml:space="preserve">That is not a skill gap. It is an authority gap. And it was never Diego's to fix.</w:t>
+            </w:r>
+          </w:p>
+          <w:p>
+            <w:pPr>
+              <w:spacing w:after="0"/>
+            </w:pPr>
+            <w:r>
+              <w:rPr>
+                <w:rFonts w:ascii="Calibri" w:cs="Calibri" w:eastAsia="Calibri" w:hAnsi="Calibri"/>
+                <w:b/>
+                <w:bCs/>
+                <w:i w:val="false"/>
+                <w:iCs w:val="false"/>
+                <w:color w:val="1A2233"/>
+                <w:sz w:val="24"/>
+                <w:szCs w:val="24"/>
+              </w:rPr>
+              <w:t xml:space="preserve">Thapelo will show you what is underneath it.</w:t>
             </w:r>
           </w:p>
         </w:tc>
       </w:tr>
     </w:tbl>
+    <w:p>
+      <w:pPr>
+        <w:spacing w:after="200" w:before="100"/>
+        <w:ind w:left="3440"/>
+      </w:pPr>
+      <w:r>
+        <w:rPr>
+          <w:rFonts w:ascii="Calibri" w:cs="Calibri" w:eastAsia="Calibri" w:hAnsi="Calibri"/>
+          <w:i/>
+          <w:iCs/>
+          <w:color w:val="5A6472"/>
+          <w:sz w:val="18"/>
+          <w:szCs w:val="18"/>
+        </w:rPr>
+        <w:t xml:space="preserve">The close is deliberately outside the video. There is no room for it inside 1:58, and it lands better said to their faces over a still frame than talked over a moving screen.</w:t>
+      </w:r>
+    </w:p>
     <w:p>
       <w:pPr>
         <w:keepNext/>
@@ -1713,7 +1854,7 @@
                 <w:sz w:val="20"/>
                 <w:szCs w:val="20"/>
               </w:rPr>
-              <w:t xml:space="preserve">        4:03 to 4:45</w:t>
+              <w:t xml:space="preserve">        4:13 to 4:55</w:t>
             </w:r>
           </w:p>
         </w:tc>
@@ -2121,7 +2262,7 @@
                 <w:sz w:val="20"/>
                 <w:szCs w:val="20"/>
               </w:rPr>
-              <w:t xml:space="preserve">        4:45 to 5:23</w:t>
+              <w:t xml:space="preserve">        4:55 to 5:33</w:t>
             </w:r>
           </w:p>
         </w:tc>
@@ -2405,7 +2546,7 @@
                 <w:sz w:val="20"/>
                 <w:szCs w:val="20"/>
               </w:rPr>
-              <w:t xml:space="preserve">        5:23 to 6:10</w:t>
+              <w:t xml:space="preserve">        5:33 to 6:20</w:t>
             </w:r>
           </w:p>
         </w:tc>
@@ -2759,7 +2900,7 @@
                 <w:sz w:val="20"/>
                 <w:szCs w:val="20"/>
               </w:rPr>
-              <w:t xml:space="preserve">        6:10 to 6:47</w:t>
+              <w:t xml:space="preserve">        6:20 to 6:57</w:t>
             </w:r>
           </w:p>
         </w:tc>
@@ -3255,7 +3396,7 @@
                 <w:sz w:val="20"/>
                 <w:szCs w:val="20"/>
               </w:rPr>
-              <w:t xml:space="preserve">Slide 5, under the hood  ·  Thapelo</w:t>
+              <w:t xml:space="preserve">The close, to the room  ·  Nathan</w:t>
             </w:r>
           </w:p>
         </w:tc>
@@ -3282,7 +3423,7 @@
                 <w:sz w:val="20"/>
                 <w:szCs w:val="20"/>
               </w:rPr>
-              <w:t xml:space="preserve">0:42</w:t>
+              <w:t xml:space="preserve">0:10</w:t>
             </w:r>
           </w:p>
         </w:tc>
@@ -3311,7 +3452,7 @@
                 <w:sz w:val="20"/>
                 <w:szCs w:val="20"/>
               </w:rPr>
-              <w:t xml:space="preserve">Slide 6, scale  ·  Eugenia</w:t>
+              <w:t xml:space="preserve">Slide 5, under the hood  ·  Thapelo</w:t>
             </w:r>
           </w:p>
         </w:tc>
@@ -3338,7 +3479,7 @@
                 <w:sz w:val="20"/>
                 <w:szCs w:val="20"/>
               </w:rPr>
-              <w:t xml:space="preserve">0:40</w:t>
+              <w:t xml:space="preserve">0:42</w:t>
             </w:r>
           </w:p>
         </w:tc>
@@ -3367,7 +3508,7 @@
                 <w:sz w:val="20"/>
                 <w:szCs w:val="20"/>
               </w:rPr>
-              <w:t xml:space="preserve">Slide 7, commercial path  ·  Eugenia</w:t>
+              <w:t xml:space="preserve">Slide 6, scale  ·  Eugenia</w:t>
             </w:r>
           </w:p>
         </w:tc>
@@ -3394,7 +3535,7 @@
                 <w:sz w:val="20"/>
                 <w:szCs w:val="20"/>
               </w:rPr>
-              <w:t xml:space="preserve">0:47</w:t>
+              <w:t xml:space="preserve">0:40</w:t>
             </w:r>
           </w:p>
         </w:tc>
@@ -3423,7 +3564,7 @@
                 <w:sz w:val="20"/>
                 <w:szCs w:val="20"/>
               </w:rPr>
-              <w:t xml:space="preserve">Slide 8, the ask  ·  Mary-Susan</w:t>
+              <w:t xml:space="preserve">Slide 7, commercial path  ·  Eugenia</w:t>
             </w:r>
           </w:p>
         </w:tc>
@@ -3450,7 +3591,7 @@
                 <w:sz w:val="20"/>
                 <w:szCs w:val="20"/>
               </w:rPr>
-              <w:t xml:space="preserve">0:37</w:t>
+              <w:t xml:space="preserve">0:47</w:t>
             </w:r>
           </w:p>
         </w:tc>
@@ -3473,6 +3614,62 @@
             <w:r>
               <w:rPr>
                 <w:rFonts w:ascii="Calibri" w:cs="Calibri" w:eastAsia="Calibri" w:hAnsi="Calibri"/>
+                <w:b w:val="false"/>
+                <w:bCs w:val="false"/>
+                <w:color w:val="1A2233"/>
+                <w:sz w:val="20"/>
+                <w:szCs w:val="20"/>
+              </w:rPr>
+              <w:t xml:space="preserve">Slide 8, the ask  ·  Mary-Susan</w:t>
+            </w:r>
+          </w:p>
+        </w:tc>
+        <w:tc>
+          <w:tcPr>
+            <w:tcW w:type="dxa" w:w="3438"/>
+            <w:tcMar>
+              <w:top w:type="dxa" w:w="100"/>
+              <w:left w:type="dxa" w:w="140"/>
+              <w:bottom w:type="dxa" w:w="100"/>
+              <w:right w:type="dxa" w:w="140"/>
+            </w:tcMar>
+          </w:tcPr>
+          <w:p>
+            <w:pPr>
+              <w:jc w:val="right"/>
+            </w:pPr>
+            <w:r>
+              <w:rPr>
+                <w:rFonts w:ascii="Calibri" w:cs="Calibri" w:eastAsia="Calibri" w:hAnsi="Calibri"/>
+                <w:b w:val="false"/>
+                <w:bCs w:val="false"/>
+                <w:color w:val="1A2233"/>
+                <w:sz w:val="20"/>
+                <w:szCs w:val="20"/>
+              </w:rPr>
+              <w:t xml:space="preserve">0:37</w:t>
+            </w:r>
+          </w:p>
+        </w:tc>
+      </w:tr>
+      <w:tr>
+        <w:tc>
+          <w:tcPr>
+            <w:tcW w:type="dxa" w:w="6200"/>
+            <w:tcMar>
+              <w:top w:type="dxa" w:w="100"/>
+              <w:left w:type="dxa" w:w="140"/>
+              <w:bottom w:type="dxa" w:w="100"/>
+              <w:right w:type="dxa" w:w="140"/>
+            </w:tcMar>
+          </w:tcPr>
+          <w:p>
+            <w:pPr>
+              <w:jc w:val="left"/>
+            </w:pPr>
+            <w:r>
+              <w:rPr>
+                <w:rFonts w:ascii="Calibri" w:cs="Calibri" w:eastAsia="Calibri" w:hAnsi="Calibri"/>
                 <w:b/>
                 <w:bCs/>
                 <w:color w:val="1A2233"/>
@@ -3506,7 +3703,7 @@
                 <w:sz w:val="20"/>
                 <w:szCs w:val="20"/>
               </w:rPr>
-              <w:t xml:space="preserve">6:47</w:t>
+              <w:t xml:space="preserve">6:57</w:t>
             </w:r>
           </w:p>
         </w:tc>
@@ -3525,7 +3722,7 @@
           <w:sz w:val="20"/>
           <w:szCs w:val="20"/>
         </w:rPr>
-        <w:t xml:space="preserve">About 730 spoken words, which is six minutes forty seven at a steady pitch pace, inside a seven minute cap. That is thirteen seconds of slack and no more. Time it out loud twice, as a group, standing up: reading it silently will tell you it fits when it does not.</w:t>
+        <w:t xml:space="preserve">About 730 words of slides plus a 1:58 video and a ten second close: six fifty seven inside a seven minute cap. That is three seconds of slack, so the cut list below is not optional if anyone runs over. Time it out loud twice, as a group, standing up: reading it silently will tell you it fits when it does not.</w:t>
       </w:r>
     </w:p>
     <w:p>

--- a/Pitch-Run-Sheet.docx
+++ b/Pitch-Run-Sheet.docx
@@ -1063,7 +1063,7 @@
                 <w:sz w:val="19"/>
                 <w:szCs w:val="19"/>
               </w:rPr>
-              <w:t xml:space="preserve">01 Practice. 02 The floor. 03 Next step. LMS shows completion, role-play scores practice, Coaching Engine connects practice to behaviour.</w:t>
+              <w:t xml:space="preserve">Three cards with arrows between them. Underneath: LMS shows completion, role-play scores practice, Coaching Engine connects practice to behaviour.</w:t>
             </w:r>
           </w:p>
           <w:p>
@@ -1089,7 +1089,7 @@
                 <w:sz w:val="19"/>
                 <w:szCs w:val="19"/>
               </w:rPr>
-              <w:t xml:space="preserve">Two fingers, then bring your hands together. It is the only gesture this slide needs.</w:t>
+              <w:t xml:space="preserve">Walk the slide left to right with it, then STEP AWAY from it for the argument. The screen explains the what; you are there for the so what.</w:t>
             </w:r>
           </w:p>
         </w:tc>
@@ -1118,7 +1118,7 @@
                 <w:sz w:val="21"/>
                 <w:szCs w:val="21"/>
               </w:rPr>
-              <w:t xml:space="preserve">[ step forward, one finger up ]</w:t>
+              <w:t xml:space="preserve">[ go to the screen, hand flat under card 01 ]</w:t>
             </w:r>
           </w:p>
           <w:p>
@@ -1136,7 +1136,7 @@
                 <w:sz w:val="24"/>
                 <w:szCs w:val="24"/>
               </w:rPr>
-              <w:t xml:space="preserve">Two signals. What somebody can do in practice, in a guest scenario scored against their own hotel's standards.</w:t>
+              <w:t xml:space="preserve">Two signals. One: what somebody can do in practice, scored against their own hotel's standards.</w:t>
             </w:r>
           </w:p>
           <w:p>
@@ -1154,7 +1154,7 @@
                 <w:sz w:val="21"/>
                 <w:szCs w:val="21"/>
               </w:rPr>
-              <w:t xml:space="preserve">[ second finger ]</w:t>
+              <w:t xml:space="preserve">[ move right with the arrow, hand under card 02 ]</w:t>
             </w:r>
           </w:p>
           <w:p>
@@ -1172,7 +1172,7 @@
                 <w:sz w:val="24"/>
                 <w:szCs w:val="24"/>
               </w:rPr>
-              <w:t xml:space="preserve">And what their manager actually saw on the floor, written down in twenty seconds after service.</w:t>
+              <w:t xml:space="preserve">Two: what their manager actually saw on the floor. Twenty seconds, after service.</w:t>
             </w:r>
           </w:p>
           <w:p>
@@ -1190,7 +1190,7 @@
                 <w:sz w:val="21"/>
                 <w:szCs w:val="21"/>
               </w:rPr>
-              <w:t xml:space="preserve">[ bring both hands together, hold ]</w:t>
+              <w:t xml:space="preserve">[ stop at the dark card 03, tap it once ]</w:t>
             </w:r>
           </w:p>
           <w:p>
@@ -1208,7 +1208,7 @@
                 <w:sz w:val="24"/>
                 <w:szCs w:val="24"/>
               </w:rPr>
-              <w:t xml:space="preserve">On their own, neither is worth much. A learning system tells you someone finished. A role-play tells you they can do it in a quiet room. Neither tells you what happened at eleven at night with a queue at the desk.</w:t>
+              <w:t xml:space="preserve">And the third one is the only card that matters. What to actually do about it.</w:t>
             </w:r>
           </w:p>
           <w:p>
@@ -1226,7 +1226,7 @@
                 <w:sz w:val="21"/>
                 <w:szCs w:val="21"/>
               </w:rPr>
-              <w:t xml:space="preserve">[ slower ]</w:t>
+              <w:t xml:space="preserve">[ now turn your back on the slide and walk toward them ]</w:t>
             </w:r>
           </w:p>
           <w:p>
@@ -1244,12 +1244,66 @@
                 <w:sz w:val="24"/>
                 <w:szCs w:val="24"/>
               </w:rPr>
-              <w:t xml:space="preserve">Put the two side by side, and the distance between them is the coaching signal.</w:t>
-            </w:r>
-          </w:p>
-          <w:p>
-            <w:pPr>
-              <w:spacing w:after="0"/>
+              <w:t xml:space="preserve">Because on their own, the first two are worthless. Your learning system tells you he finished the course. It will even tell you he finished it in four minutes.</w:t>
+            </w:r>
+          </w:p>
+          <w:p>
+            <w:pPr>
+              <w:spacing w:after="140"/>
+            </w:pPr>
+            <w:r>
+              <w:rPr>
+                <w:rFonts w:ascii="Calibri" w:cs="Calibri" w:eastAsia="Calibri" w:hAnsi="Calibri"/>
+                <w:b w:val="false"/>
+                <w:bCs w:val="false"/>
+                <w:i/>
+                <w:iCs/>
+                <w:color w:val="5B4B8A"/>
+                <w:sz w:val="21"/>
+                <w:szCs w:val="21"/>
+              </w:rPr>
+              <w:t xml:space="preserve">[ deadpan, do not smile, keep walking ]</w:t>
+            </w:r>
+          </w:p>
+          <w:p>
+            <w:pPr>
+              <w:spacing w:after="140"/>
+            </w:pPr>
+            <w:r>
+              <w:rPr>
+                <w:rFonts w:ascii="Calibri" w:cs="Calibri" w:eastAsia="Calibri" w:hAnsi="Calibri"/>
+                <w:b w:val="false"/>
+                <w:bCs w:val="false"/>
+                <w:i w:val="false"/>
+                <w:iCs w:val="false"/>
+                <w:color w:val="1A2233"/>
+                <w:sz w:val="24"/>
+                <w:szCs w:val="24"/>
+              </w:rPr>
+              <w:t xml:space="preserve">A role-play tells you he can do it in a quiet room with nobody watching.</w:t>
+            </w:r>
+          </w:p>
+          <w:p>
+            <w:pPr>
+              <w:spacing w:after="140"/>
+            </w:pPr>
+            <w:r>
+              <w:rPr>
+                <w:rFonts w:ascii="Calibri" w:cs="Calibri" w:eastAsia="Calibri" w:hAnsi="Calibri"/>
+                <w:b w:val="false"/>
+                <w:bCs w:val="false"/>
+                <w:i/>
+                <w:iCs/>
+                <w:color w:val="5B4B8A"/>
+                <w:sz w:val="21"/>
+                <w:szCs w:val="21"/>
+              </w:rPr>
+              <w:t xml:space="preserve">[ small shrug ]</w:t>
+            </w:r>
+          </w:p>
+          <w:p>
+            <w:pPr>
+              <w:spacing w:after="140"/>
             </w:pPr>
             <w:r>
               <w:rPr>
@@ -1262,12 +1316,101 @@
                 <w:sz w:val="24"/>
                 <w:szCs w:val="24"/>
               </w:rPr>
-              <w:t xml:space="preserve">And the part we did not expect is what that distance tells you to do. Very often it is not send them on a course.</w:t>
+              <w:t xml:space="preserve">So can I.</w:t>
+            </w:r>
+          </w:p>
+          <w:p>
+            <w:pPr>
+              <w:spacing w:after="140"/>
+            </w:pPr>
+            <w:r>
+              <w:rPr>
+                <w:rFonts w:ascii="Calibri" w:cs="Calibri" w:eastAsia="Calibri" w:hAnsi="Calibri"/>
+                <w:b w:val="false"/>
+                <w:bCs w:val="false"/>
+                <w:i/>
+                <w:iCs/>
+                <w:color w:val="5B4B8A"/>
+                <w:sz w:val="21"/>
+                <w:szCs w:val="21"/>
+              </w:rPr>
+              <w:t xml:space="preserve">[ stop. two hands apart, wide ]</w:t>
+            </w:r>
+          </w:p>
+          <w:p>
+            <w:pPr>
+              <w:spacing w:after="140"/>
+            </w:pPr>
+            <w:r>
+              <w:rPr>
+                <w:rFonts w:ascii="Calibri" w:cs="Calibri" w:eastAsia="Calibri" w:hAnsi="Calibri"/>
+                <w:b w:val="false"/>
+                <w:bCs w:val="false"/>
+                <w:i w:val="false"/>
+                <w:iCs w:val="false"/>
+                <w:color w:val="1A2233"/>
+                <w:sz w:val="24"/>
+                <w:szCs w:val="24"/>
+              </w:rPr>
+              <w:t xml:space="preserve">The distance between those two is the coaching signal. Nobody is measuring it.</w:t>
+            </w:r>
+          </w:p>
+          <w:p>
+            <w:pPr>
+              <w:spacing w:after="140"/>
+            </w:pPr>
+            <w:r>
+              <w:rPr>
+                <w:rFonts w:ascii="Calibri" w:cs="Calibri" w:eastAsia="Calibri" w:hAnsi="Calibri"/>
+                <w:b w:val="false"/>
+                <w:bCs w:val="false"/>
+                <w:i/>
+                <w:iCs/>
+                <w:color w:val="5B4B8A"/>
+                <w:sz w:val="21"/>
+                <w:szCs w:val="21"/>
+              </w:rPr>
+              <w:t xml:space="preserve">[ hands down, straight at them, slower ]</w:t>
+            </w:r>
+          </w:p>
+          <w:p>
+            <w:pPr>
+              <w:spacing w:after="0"/>
+            </w:pPr>
+            <w:r>
+              <w:rPr>
+                <w:rFonts w:ascii="Calibri" w:cs="Calibri" w:eastAsia="Calibri" w:hAnsi="Calibri"/>
+                <w:b/>
+                <w:bCs/>
+                <w:i w:val="false"/>
+                <w:iCs w:val="false"/>
+                <w:color w:val="1A2233"/>
+                <w:sz w:val="24"/>
+                <w:szCs w:val="24"/>
+              </w:rPr>
+              <w:t xml:space="preserve">And what that distance tells you to do is almost never: send him on another course.</w:t>
             </w:r>
           </w:p>
         </w:tc>
       </w:tr>
     </w:tbl>
+    <w:p>
+      <w:pPr>
+        <w:spacing w:after="200" w:before="100"/>
+        <w:ind w:left="3440"/>
+      </w:pPr>
+      <w:r>
+        <w:rPr>
+          <w:rFonts w:ascii="Calibri" w:cs="Calibri" w:eastAsia="Calibri" w:hAnsi="Calibri"/>
+          <w:i/>
+          <w:iCs/>
+          <w:color w:val="5A6472"/>
+          <w:sz w:val="18"/>
+          <w:szCs w:val="18"/>
+        </w:rPr>
+        <w:t xml:space="preserve">About fifty seconds and 127 words, which is the budget exactly. The two laughs are throwaways, not setups: say them at pace and keep moving. If the room does not react, nothing has gone wrong, because both lines are also just true.</w:t>
+      </w:r>
+    </w:p>
     <w:tbl>
       <w:tblPr>
         <w:tblW w:type="dxa" w:w="9638"/>
@@ -1322,7 +1465,7 @@
                 <w:sz w:val="19"/>
                 <w:szCs w:val="19"/>
               </w:rPr>
-              <w:t xml:space="preserve">into the demo. Start the video as you finish the sentence.</w:t>
+              <w:t xml:space="preserve">into the demo. Start the video as you say the last word, not after it.</w:t>
             </w:r>
           </w:p>
         </w:tc>
@@ -1336,6 +1479,24 @@
               <w:right w:type="dxa" w:w="140"/>
             </w:tcMar>
           </w:tcPr>
+          <w:p>
+            <w:pPr>
+              <w:spacing w:after="140"/>
+            </w:pPr>
+            <w:r>
+              <w:rPr>
+                <w:rFonts w:ascii="Calibri" w:cs="Calibri" w:eastAsia="Calibri" w:hAnsi="Calibri"/>
+                <w:b w:val="false"/>
+                <w:bCs w:val="false"/>
+                <w:i/>
+                <w:iCs/>
+                <w:color w:val="5B4B8A"/>
+                <w:sz w:val="21"/>
+                <w:szCs w:val="21"/>
+              </w:rPr>
+              <w:t xml:space="preserve">[ one step back toward the laptop, eyes still on them ]</w:t>
+            </w:r>
+          </w:p>
           <w:p>
             <w:pPr>
               <w:spacing w:after="0"/>
@@ -1357,6 +1518,23 @@
         </w:tc>
       </w:tr>
     </w:tbl>
+    <w:p>
+      <w:pPr>
+        <w:spacing w:after="200" w:before="100"/>
+        <w:ind w:left="3440"/>
+      </w:pPr>
+      <w:r>
+        <w:rPr>
+          <w:rFonts w:ascii="Calibri" w:cs="Calibri" w:eastAsia="Calibri" w:hAnsi="Calibri"/>
+          <w:i/>
+          <w:iCs/>
+          <w:color w:val="5A6472"/>
+          <w:sz w:val="18"/>
+          <w:szCs w:val="18"/>
+        </w:rPr>
+        <w:t xml:space="preserve">This is the only joke in the pitch now. The one written at 1:30 in the demo comes out unless this one landed and the room is warm: two jokes in seven minutes reads as a team that is not sure of its numbers.</w:t>
+      </w:r>
+    </w:p>
     <w:tbl>
       <w:tblPr>
         <w:tblW w:type="dxa" w:w="9638"/>

--- a/Pitch-Run-Sheet.docx
+++ b/Pitch-Run-Sheet.docx
@@ -1244,7 +1244,7 @@
                 <w:sz w:val="24"/>
                 <w:szCs w:val="24"/>
               </w:rPr>
-              <w:t xml:space="preserve">Because on their own, the first two are worthless. Your learning system tells you he finished the course. It will even tell you he finished it in four minutes.</w:t>
+              <w:t xml:space="preserve">Because on their own, the first two are worthless. Your LMS tells you he finished the course. It will even tell you he finished it in four minutes.</w:t>
             </w:r>
           </w:p>
           <w:p>
